--- a/products-storage/15-otvet-na-pretenziyu-baza/31-algoritm-pri-navyazannoy-vine.docx
+++ b/products-storage/15-otvet-na-pretenziyu-baza/31-algoritm-pri-navyazannoy-vine.docx
@@ -163,7 +163,7 @@
           <w:sz w:val="24"/>
           <w:szCs w:val="24"/>
         </w:rPr>
-        <w:t xml:space="preserve">Это зеркало алгоритма действий при задержке оплаты: там субподрядчик требует своё, здесь — отбивается от чужого. Общий принцип тот же: защита строится до претензии; документ, не созданный на площадке, в ответе уже не появится. Профилактическая часть — соглашение о разграничении ответственности и чек-лист профилактики из этого комплекта.</w:t>
+        <w:t>Это зеркало алгоритма действий при задержке оплаты: там субподрядчик требует своё, здесь — отбивается от чужого. Общий принцип тот же: защита строится до претензии; документ, не созданный на площадке, в ответе уже не появится. Профилактическая часть — соглашение о разграничении ответственности и другие документы, которые подписывают до спора, — в этот комплект не входит.</w:t>
       </w:r>
     </w:p>
     <w:p>
@@ -273,7 +273,7 @@
           <w:sz w:val="24"/>
           <w:szCs w:val="24"/>
         </w:rPr>
-        <w:t xml:space="preserve">1. Наша ли зона? Сверить с договором, актом передачи фронта работ, соглашением о разграничении ответственности (файл этого комплекта). Не наша — в отказ, со ссылкой на документ границы.</w:t>
+        <w:t>1. Наша ли зона? Сверить с договором, актом передачи фронта работ, соглашением о разграничении ответственности — теми, что подписаны на вашем объекте (шаблонов этих документов в комплекте нет). Не наша — в отказ, со ссылкой на документ границы.</w:t>
       </w:r>
     </w:p>
     <w:p>
@@ -670,7 +670,7 @@
                 <w:sz w:val="22"/>
                 <w:szCs w:val="22"/>
               </w:rPr>
-              <w:t xml:space="preserve">ст. 753 ГК РФ; при уклонении от приёмки — односторонний акт по правилам файла «Алгоритм действий при задержке оплаты», раздел Б</w:t>
+              <w:t>ст. 753 ГК РФ; при уклонении от приёмки — односторонний акт; это уже взыскание оплаты, документов для него в этом комплекте нет</w:t>
             </w:r>
           </w:p>
         </w:tc>
@@ -1218,7 +1218,7 @@
           <w:sz w:val="24"/>
           <w:szCs w:val="24"/>
         </w:rPr>
-        <w:t xml:space="preserve">4. Дальше — по файлу «Алгоритм действий при задержке оплаты»: претензия, иск, обеспечительные меры.</w:t>
+        <w:t>4. Дальше — требование об оплате: претензия, иск, обеспечительные меры. Это отдельная работа, документов для неё в этом комплекте нет.</w:t>
       </w:r>
     </w:p>
     <w:p>

--- a/products-storage/15-otvet-na-pretenziyu-baza/31-algoritm-pri-navyazannoy-vine.docx
+++ b/products-storage/15-otvet-na-pretenziyu-baza/31-algoritm-pri-navyazannoy-vine.docx
@@ -163,7 +163,7 @@
           <w:sz w:val="24"/>
           <w:szCs w:val="24"/>
         </w:rPr>
-        <w:t>Это зеркало алгоритма действий при задержке оплаты: там субподрядчик требует своё, здесь — отбивается от чужого. Общий принцип тот же: защита строится до претензии; документ, не созданный на площадке, в ответе уже не появится. Профилактическая часть — соглашение о разграничении ответственности и другие документы, которые подписывают до спора, — в этот комплект не входит.</w:t>
+        <w:t>Это зеркало алгоритма действий при задержке оплаты: там субподрядчик требует своё, здесь — отбивается от чужого. Общий принцип тот же: защита строится до претензии; документ, не созданный на площадке, в ответе уже не появится. Профилактическая часть — соглашение о разграничении ответственности (файл 32) и другие документы, которые подписывают до спора; они есть только в «Споре с суммой».</w:t>
       </w:r>
     </w:p>
     <w:p>
@@ -273,7 +273,7 @@
           <w:sz w:val="24"/>
           <w:szCs w:val="24"/>
         </w:rPr>
-        <w:t>1. Наша ли зона? Сверить с договором, актом передачи фронта работ, соглашением о разграничении ответственности — теми, что подписаны на вашем объекте (шаблонов этих документов в комплекте нет). Не наша — в отказ, со ссылкой на документ границы.</w:t>
+        <w:t>1. Наша ли зона? Сверить с договором, актом передачи фронта работ, соглашением о разграничении ответственности — теми, что подписаны на вашем объекте (шаблоны — файлы 37 и 32, только в «Споре с суммой»). Не наша — в отказ, со ссылкой на документ границы.</w:t>
       </w:r>
     </w:p>
     <w:p>
